--- a/data/revised_2026-10_full/tracked/v2/Biology/SS3.1_Animal_Nutrition/Biology_Animal_Nutrition_FinalExplanation_TeacherKey_TRACKED.docx
+++ b/data/revised_2026-10_full/tracked/v2/Biology/SS3.1_Animal_Nutrition/Biology_Animal_Nutrition_FinalExplanation_TeacherKey_TRACKED.docx
@@ -232,7 +232,7 @@
               </w:rPr>
               <w:t xml:space="preserve">Driving Question: How do the structures animals use to get food — from an aphid's needle-like mouthparts to a flamingo's filter beak to your own teeth and digestive system — explain how each animal gets the nutrients it needs to survive? Use the Claim–Evidence–Reasoning (CER) approach in each section</w:t>
             </w:r>
-            <w:ins w:id="9001" w:author="Claude (AI) - proposed" w:date="2026-10-15T02:49:54Z">
+            <w:ins w:id="9001" w:author="Claude (AI) - proposed" w:date="2026-10-18T00:26:09Z">
               <w:r>
                 <w:rPr>
                   <w:rFonts w:ascii="Arial" w:cs="Arial" w:eastAsia="Arial" w:hAnsi="Arial"/>
@@ -430,7 +430,7 @@
               </w:rPr>
               <w:t xml:space="preserve">Evidence: (1) The mosquito has a needle-like proboscis: a multi-channel bundle of stylets</w:t>
             </w:r>
-            <w:del w:id="9002" w:author="Claude (AI) - proposed" w:date="2026-10-15T02:49:54Z">
+            <w:del w:id="9002" w:author="Claude (AI) - proposed" w:date="2026-10-18T00:26:09Z">
               <w:r>
                 <w:rPr>
                   <w:rFonts w:ascii="Arial" w:cs="Arial" w:eastAsia="Arial" w:hAnsi="Arial"/>
@@ -1178,10 +1178,10 @@
                     <w:spacing w:after="40" w:before="0"/>
                     <w:jc w:val="left"/>
                     <w:rPr>
-                      <w:ins w:id="9004" w:author="Claude (AI) - proposed" w:date="2026-10-15T02:49:54Z"/>
+                      <w:ins w:id="9004" w:author="Claude (AI) - proposed" w:date="2026-10-18T00:26:09Z"/>
                     </w:rPr>
                   </w:pPr>
-                  <w:ins w:id="9003" w:author="Claude (AI) - proposed" w:date="2026-10-15T02:49:54Z">
+                  <w:ins w:id="9003" w:author="Claude (AI) - proposed" w:date="2026-10-18T00:26:09Z">
                     <w:r>
                       <w:rPr>
                         <w:rFonts w:ascii="Arial" w:cs="Arial" w:eastAsia="Arial" w:hAnsi="Arial"/>
@@ -1216,10 +1216,10 @@
                     <w:spacing w:after="40" w:before="0"/>
                     <w:jc w:val="left"/>
                     <w:rPr>
-                      <w:ins w:id="9006" w:author="Claude (AI) - proposed" w:date="2026-10-15T02:49:54Z"/>
+                      <w:ins w:id="9006" w:author="Claude (AI) - proposed" w:date="2026-10-18T00:26:09Z"/>
                     </w:rPr>
                   </w:pPr>
-                  <w:ins w:id="9005" w:author="Claude (AI) - proposed" w:date="2026-10-15T02:49:54Z">
+                  <w:ins w:id="9005" w:author="Claude (AI) - proposed" w:date="2026-10-18T00:26:09Z">
                     <w:r>
                       <w:rPr>
                         <w:rFonts w:ascii="Arial" w:cs="Arial" w:eastAsia="Arial" w:hAnsi="Arial"/>
@@ -1241,10 +1241,10 @@
                     <w:spacing w:after="40" w:before="0"/>
                     <w:jc w:val="left"/>
                     <w:rPr>
-                      <w:del w:id="9008" w:author="Claude (AI) - proposed" w:date="2026-10-15T02:49:54Z"/>
+                      <w:del w:id="9008" w:author="Claude (AI) - proposed" w:date="2026-10-18T00:26:09Z"/>
                     </w:rPr>
                   </w:pPr>
-                  <w:del w:id="9007" w:author="Claude (AI) - proposed" w:date="2026-10-15T02:49:54Z">
+                  <w:del w:id="9007" w:author="Claude (AI) - proposed" w:date="2026-10-18T00:26:09Z">
                     <w:r>
                       <w:rPr>
                         <w:rFonts w:ascii="Arial" w:cs="Arial" w:eastAsia="Arial" w:hAnsi="Arial"/>
@@ -1266,10 +1266,10 @@
                     <w:spacing w:after="40" w:before="0"/>
                     <w:jc w:val="left"/>
                     <w:rPr>
-                      <w:del w:id="9010" w:author="Claude (AI) - proposed" w:date="2026-10-15T02:49:54Z"/>
+                      <w:del w:id="9010" w:author="Claude (AI) - proposed" w:date="2026-10-18T00:26:09Z"/>
                     </w:rPr>
                   </w:pPr>
-                  <w:del w:id="9009" w:author="Claude (AI) - proposed" w:date="2026-10-15T02:49:54Z">
+                  <w:del w:id="9009" w:author="Claude (AI) - proposed" w:date="2026-10-18T00:26:09Z">
                     <w:r>
                       <w:rPr>
                         <w:rFonts w:ascii="Arial" w:cs="Arial" w:eastAsia="Arial" w:hAnsi="Arial"/>
@@ -1440,7 +1440,7 @@
               </w:rPr>
               <w:t xml:space="preserve">Evidence: Before chewing, the ugali turned blue-black with iodine, which shows starch is present, and stayed blue with Benedict's reagent, which shows no reducing sugar. After chewing, the ugali </w:t>
             </w:r>
-            <w:del w:id="9011" w:author="Claude (AI) - proposed" w:date="2026-10-15T02:49:54Z">
+            <w:del w:id="9011" w:author="Claude (AI) - proposed" w:date="2026-10-18T00:26:09Z">
               <w:r>
                 <w:rPr>
                   <w:rFonts w:ascii="Arial" w:cs="Arial" w:eastAsia="Arial" w:hAnsi="Arial"/>
@@ -1455,7 +1455,7 @@
                 <w:delText xml:space="preserve">turned yellow-brown with iodine, so starch was no longer detected</w:delText>
               </w:r>
             </w:del>
-            <w:ins w:id="9012" w:author="Claude (AI) - proposed" w:date="2026-10-15T02:49:54Z">
+            <w:ins w:id="9012" w:author="Claude (AI) - proposed" w:date="2026-10-18T00:26:09Z">
               <w:r>
                 <w:rPr>
                   <w:rFonts w:ascii="Arial" w:cs="Arial" w:eastAsia="Arial" w:hAnsi="Arial"/>
@@ -1483,7 +1483,7 @@
               </w:rPr>
               <w:t xml:space="preserve">, and it turned </w:t>
             </w:r>
-            <w:del w:id="9013" w:author="Claude (AI) - proposed" w:date="2026-10-15T02:49:54Z">
+            <w:del w:id="9013" w:author="Claude (AI) - proposed" w:date="2026-10-18T00:26:09Z">
               <w:r>
                 <w:rPr>
                   <w:rFonts w:ascii="Arial" w:cs="Arial" w:eastAsia="Arial" w:hAnsi="Arial"/>
@@ -1498,7 +1498,7 @@
                 <w:delText xml:space="preserve">brick-red</w:delText>
               </w:r>
             </w:del>
-            <w:ins w:id="9014" w:author="Claude (AI) - proposed" w:date="2026-10-15T02:49:54Z">
+            <w:ins w:id="9014" w:author="Claude (AI) - proposed" w:date="2026-10-18T00:26:09Z">
               <w:r>
                 <w:rPr>
                   <w:rFonts w:ascii="Arial" w:cs="Arial" w:eastAsia="Arial" w:hAnsi="Arial"/>
@@ -1566,7 +1566,7 @@
               </w:rPr>
               <w:t xml:space="preserve">Reasoning: Saliva contains amylase, a biological catalyst (enzyme) that breaks starch, a large insoluble carbohydrate, into small soluble reducing sugars. Chewing mixes the ugali with saliva and gives the amylase the two minutes it needed to act. Iodine </w:t>
             </w:r>
-            <w:del w:id="9015" w:author="Claude (AI) - proposed" w:date="2026-10-15T02:49:54Z">
+            <w:del w:id="9015" w:author="Claude (AI) - proposed" w:date="2026-10-18T00:26:09Z">
               <w:r>
                 <w:rPr>
                   <w:rFonts w:ascii="Arial" w:cs="Arial" w:eastAsia="Arial" w:hAnsi="Arial"/>
@@ -1581,7 +1581,7 @@
                 <w:delText xml:space="preserve">could no longer find</w:delText>
               </w:r>
             </w:del>
-            <w:ins w:id="9016" w:author="Claude (AI) - proposed" w:date="2026-10-15T02:49:54Z">
+            <w:ins w:id="9016" w:author="Claude (AI) - proposed" w:date="2026-10-18T00:26:09Z">
               <w:r>
                 <w:rPr>
                   <w:rFonts w:ascii="Arial" w:cs="Arial" w:eastAsia="Arial" w:hAnsi="Arial"/>
@@ -1706,7 +1706,7 @@
               </w:rPr>
               <w:t xml:space="preserve">(a) Make a claim about how the structure of the small intestine (ileum) is adapted for absorbing nutrients. (b) Give evidence from the villus diagram, including which nutrients enter the blood capillaries and which enter the lacteal. (c) Explain the difference between absorption and assimilation. Then use the </w:t>
             </w:r>
-            <w:del w:id="9017" w:author="Claude (AI) - proposed" w:date="2026-10-15T02:49:54Z">
+            <w:del w:id="9017" w:author="Claude (AI) - proposed" w:date="2026-10-18T00:26:09Z">
               <w:r>
                 <w:rPr>
                   <w:rFonts w:ascii="Arial" w:cs="Arial" w:eastAsia="Arial" w:hAnsi="Arial"/>
@@ -1721,7 +1721,7 @@
                 <w:delText xml:space="preserve">Kenyan health examples</w:delText>
               </w:r>
             </w:del>
-            <w:ins w:id="9018" w:author="Claude (AI) - proposed" w:date="2026-10-15T02:49:54Z">
+            <w:ins w:id="9018" w:author="Claude (AI) - proposed" w:date="2026-10-18T00:26:09Z">
               <w:r>
                 <w:rPr>
                   <w:rFonts w:ascii="Arial" w:cs="Arial" w:eastAsia="Arial" w:hAnsi="Arial"/>
@@ -1749,7 +1749,7 @@
               </w:rPr>
               <w:t xml:space="preserve"> (kwashiorkor in </w:t>
             </w:r>
-            <w:del w:id="9019" w:author="Claude (AI) - proposed" w:date="2026-10-15T02:49:54Z">
+            <w:del w:id="9019" w:author="Claude (AI) - proposed" w:date="2026-10-18T00:26:09Z">
               <w:r>
                 <w:rPr>
                   <w:rFonts w:ascii="Arial" w:cs="Arial" w:eastAsia="Arial" w:hAnsi="Arial"/>
@@ -1764,7 +1764,7 @@
                 <w:delText xml:space="preserve">Kilifi County</w:delText>
               </w:r>
             </w:del>
-            <w:ins w:id="9020" w:author="Claude (AI) - proposed" w:date="2026-10-15T02:49:54Z">
+            <w:ins w:id="9020" w:author="Claude (AI) - proposed" w:date="2026-10-18T00:26:09Z">
               <w:r>
                 <w:rPr>
                   <w:rFonts w:ascii="Arial" w:cs="Arial" w:eastAsia="Arial" w:hAnsi="Arial"/>
@@ -1792,7 +1792,7 @@
               </w:rPr>
               <w:t xml:space="preserve">, iron-deficiency anaemia in adolescent girls</w:t>
             </w:r>
-            <w:del w:id="9021" w:author="Claude (AI) - proposed" w:date="2026-10-15T02:49:54Z">
+            <w:del w:id="9021" w:author="Claude (AI) - proposed" w:date="2026-10-18T00:26:09Z">
               <w:r>
                 <w:rPr>
                   <w:rFonts w:ascii="Arial" w:cs="Arial" w:eastAsia="Arial" w:hAnsi="Arial"/>
@@ -1933,7 +1933,7 @@
               </w:rPr>
               <w:t xml:space="preserve">Reasoning: A large surface area, thin walls and a good blood supply make absorption fast and efficient. Absorption is the movement of digested nutrients into the blood or lymph. Assimilation is when body cells actually use those nutrients, for example glucose in respiration and amino acids to build proteins. Malnutrition shows that structure alone is not enough: even healthy villi cannot absorb nutrients that are not in the diet. </w:t>
             </w:r>
-            <w:del w:id="9022" w:author="Claude (AI) - proposed" w:date="2026-10-15T02:49:54Z">
+            <w:del w:id="9022" w:author="Claude (AI) - proposed" w:date="2026-10-18T00:26:09Z">
               <w:r>
                 <w:rPr>
                   <w:rFonts w:ascii="Arial" w:cs="Arial" w:eastAsia="Arial" w:hAnsi="Arial"/>
@@ -1948,7 +1948,7 @@
                 <w:delText xml:space="preserve">Children in Kilifi County can develop</w:delText>
               </w:r>
             </w:del>
-            <w:ins w:id="9023" w:author="Claude (AI) - proposed" w:date="2026-10-15T02:49:54Z">
+            <w:ins w:id="9023" w:author="Claude (AI) - proposed" w:date="2026-10-18T00:26:09Z">
               <w:r>
                 <w:rPr>
                   <w:rFonts w:ascii="Arial" w:cs="Arial" w:eastAsia="Arial" w:hAnsi="Arial"/>
@@ -1976,7 +1976,7 @@
               </w:rPr>
               <w:t xml:space="preserve"> kwashiorkor from a </w:t>
             </w:r>
-            <w:del w:id="9024" w:author="Claude (AI) - proposed" w:date="2026-10-15T02:49:54Z">
+            <w:del w:id="9024" w:author="Claude (AI) - proposed" w:date="2026-10-18T00:26:09Z">
               <w:r>
                 <w:rPr>
                   <w:rFonts w:ascii="Arial" w:cs="Arial" w:eastAsia="Arial" w:hAnsi="Arial"/>
@@ -1991,7 +1991,7 @@
                 <w:delText xml:space="preserve">protein-deficient diet, and many adolescent girls in Nairobi have</w:delText>
               </w:r>
             </w:del>
-            <w:ins w:id="9025" w:author="Claude (AI) - proposed" w:date="2026-10-15T02:49:54Z">
+            <w:ins w:id="9025" w:author="Claude (AI) - proposed" w:date="2026-10-18T00:26:09Z">
               <w:r>
                 <w:rPr>
                   <w:rFonts w:ascii="Arial" w:cs="Arial" w:eastAsia="Arial" w:hAnsi="Arial"/>
@@ -2189,7 +2189,7 @@
               </w:rPr>
               <w:t xml:space="preserve">Evidence: (1) The aphid's needle-like stylet pierces phloem in maize stems in Kakamega and draws up sap without making holes. (2) The grasshopper's hard, toothed mandibles cut and grind solid maize leaf, leaving ragged holes. (3) The flamingo's comb-like lamellae filter algae and small crustaceans from Lake Nakuru's water, while the fish eagle's hooked beak tears fish. (4) The lion's canines and carnassials and the cow's broad molars show the same match between teeth and diet. (5) Inside the body, amylase turned starch in chewed ugali into sugar (</w:t>
             </w:r>
-            <w:del w:id="9026" w:author="Claude (AI) - proposed" w:date="2026-10-15T02:49:54Z">
+            <w:del w:id="9026" w:author="Claude (AI) - proposed" w:date="2026-10-18T00:26:09Z">
               <w:r>
                 <w:rPr>
                   <w:rFonts w:ascii="Arial" w:cs="Arial" w:eastAsia="Arial" w:hAnsi="Arial"/>
@@ -2204,7 +2204,7 @@
                 <w:delText xml:space="preserve">iodine yellow-brown</w:delText>
               </w:r>
             </w:del>
-            <w:ins w:id="9027" w:author="Claude (AI) - proposed" w:date="2026-10-15T02:49:54Z">
+            <w:ins w:id="9027" w:author="Claude (AI) - proposed" w:date="2026-10-18T00:26:09Z">
               <w:r>
                 <w:rPr>
                   <w:rFonts w:ascii="Arial" w:cs="Arial" w:eastAsia="Arial" w:hAnsi="Arial"/>
@@ -2232,7 +2232,7 @@
               </w:rPr>
               <w:t xml:space="preserve">, Benedict's </w:t>
             </w:r>
-            <w:del w:id="9028" w:author="Claude (AI) - proposed" w:date="2026-10-15T02:49:54Z">
+            <w:del w:id="9028" w:author="Claude (AI) - proposed" w:date="2026-10-18T00:26:09Z">
               <w:r>
                 <w:rPr>
                   <w:rFonts w:ascii="Arial" w:cs="Arial" w:eastAsia="Arial" w:hAnsi="Arial"/>
@@ -2247,7 +2247,7 @@
                 <w:delText xml:space="preserve">brick-red</w:delText>
               </w:r>
             </w:del>
-            <w:ins w:id="9029" w:author="Claude (AI) - proposed" w:date="2026-10-15T02:49:54Z">
+            <w:ins w:id="9029" w:author="Claude (AI) - proposed" w:date="2026-10-18T00:26:09Z">
               <w:r>
                 <w:rPr>
                   <w:rFonts w:ascii="Arial" w:cs="Arial" w:eastAsia="Arial" w:hAnsi="Arial"/>
@@ -2342,10 +2342,10 @@
               <w:spacing w:after="40" w:before="0"/>
               <w:jc w:val="left"/>
               <w:rPr>
-                <w:ins w:id="9031" w:author="Claude (AI) - proposed" w:date="2026-10-15T02:49:54Z"/>
-              </w:rPr>
-            </w:pPr>
-            <w:ins w:id="9030" w:author="Claude (AI) - proposed" w:date="2026-10-15T02:49:54Z">
+                <w:ins w:id="9031" w:author="Claude (AI) - proposed" w:date="2026-10-18T00:26:09Z"/>
+              </w:rPr>
+            </w:pPr>
+            <w:ins w:id="9030" w:author="Claude (AI) - proposed" w:date="2026-10-18T00:26:09Z">
               <w:r>
                 <w:rPr>
                   <w:rFonts w:ascii="Arial" w:cs="Arial" w:eastAsia="Arial" w:hAnsi="Arial"/>
@@ -2367,10 +2367,10 @@
               <w:spacing w:after="40" w:before="0"/>
               <w:jc w:val="left"/>
               <w:rPr>
-                <w:del w:id="9033" w:author="Claude (AI) - proposed" w:date="2026-10-15T02:49:54Z"/>
-              </w:rPr>
-            </w:pPr>
-            <w:del w:id="9032" w:author="Claude (AI) - proposed" w:date="2026-10-15T02:49:54Z">
+                <w:del w:id="9033" w:author="Claude (AI) - proposed" w:date="2026-10-18T00:26:09Z"/>
+              </w:rPr>
+            </w:pPr>
+            <w:del w:id="9032" w:author="Claude (AI) - proposed" w:date="2026-10-18T00:26:09Z">
               <w:r>
                 <w:rPr>
                   <w:rFonts w:ascii="Arial" w:cs="Arial" w:eastAsia="Arial" w:hAnsi="Arial"/>
@@ -2638,7 +2638,7 @@
               <w:spacing w:after="40" w:before="0"/>
               <w:jc w:val="left"/>
             </w:pPr>
-            <w:ins w:id="9034" w:author="Claude (AI) - proposed" w:date="2026-10-15T02:49:54Z">
+            <w:ins w:id="9034" w:author="Claude (AI) - proposed" w:date="2026-10-18T00:26:09Z">
               <w:r>
                 <w:rPr>
                   <w:rFonts w:ascii="Arial" w:cs="Arial" w:eastAsia="Arial" w:hAnsi="Arial"/>
@@ -2686,7 +2686,7 @@
               <w:spacing w:after="40" w:before="0"/>
               <w:jc w:val="left"/>
             </w:pPr>
-            <w:ins w:id="9035" w:author="Claude (AI) - proposed" w:date="2026-10-15T02:49:54Z">
+            <w:ins w:id="9035" w:author="Claude (AI) - proposed" w:date="2026-10-18T00:26:09Z">
               <w:r>
                 <w:rPr>
                   <w:rFonts w:ascii="Arial" w:cs="Arial" w:eastAsia="Arial" w:hAnsi="Arial"/>
@@ -2734,7 +2734,7 @@
               <w:spacing w:after="40" w:before="0"/>
               <w:jc w:val="left"/>
             </w:pPr>
-            <w:ins w:id="9036" w:author="Claude (AI) - proposed" w:date="2026-10-15T02:49:54Z">
+            <w:ins w:id="9036" w:author="Claude (AI) - proposed" w:date="2026-10-18T00:26:09Z">
               <w:r>
                 <w:rPr>
                   <w:rFonts w:ascii="Arial" w:cs="Arial" w:eastAsia="Arial" w:hAnsi="Arial"/>
@@ -2817,7 +2817,7 @@
               <w:spacing w:after="40" w:before="0"/>
               <w:jc w:val="left"/>
             </w:pPr>
-            <w:ins w:id="9037" w:author="Claude (AI) - proposed" w:date="2026-10-15T02:49:54Z">
+            <w:ins w:id="9037" w:author="Claude (AI) - proposed" w:date="2026-10-18T00:26:09Z">
               <w:r>
                 <w:rPr>
                   <w:rFonts w:ascii="Arial" w:cs="Arial" w:eastAsia="Arial" w:hAnsi="Arial"/>
@@ -2865,7 +2865,7 @@
               <w:spacing w:after="40" w:before="0"/>
               <w:jc w:val="left"/>
             </w:pPr>
-            <w:ins w:id="9038" w:author="Claude (AI) - proposed" w:date="2026-10-15T02:49:54Z">
+            <w:ins w:id="9038" w:author="Claude (AI) - proposed" w:date="2026-10-18T00:26:09Z">
               <w:r>
                 <w:rPr>
                   <w:rFonts w:ascii="Arial" w:cs="Arial" w:eastAsia="Arial" w:hAnsi="Arial"/>
@@ -2913,7 +2913,7 @@
               <w:spacing w:after="40" w:before="0"/>
               <w:jc w:val="left"/>
             </w:pPr>
-            <w:ins w:id="9039" w:author="Claude (AI) - proposed" w:date="2026-10-15T02:49:54Z">
+            <w:ins w:id="9039" w:author="Claude (AI) - proposed" w:date="2026-10-18T00:26:09Z">
               <w:r>
                 <w:rPr>
                   <w:rFonts w:ascii="Arial" w:cs="Arial" w:eastAsia="Arial" w:hAnsi="Arial"/>
@@ -2996,7 +2996,7 @@
               <w:spacing w:after="40" w:before="0"/>
               <w:jc w:val="left"/>
             </w:pPr>
-            <w:ins w:id="9040" w:author="Claude (AI) - proposed" w:date="2026-10-15T02:49:54Z">
+            <w:ins w:id="9040" w:author="Claude (AI) - proposed" w:date="2026-10-18T00:26:09Z">
               <w:r>
                 <w:rPr>
                   <w:rFonts w:ascii="Arial" w:cs="Arial" w:eastAsia="Arial" w:hAnsi="Arial"/>
@@ -3044,7 +3044,7 @@
               <w:spacing w:after="40" w:before="0"/>
               <w:jc w:val="left"/>
             </w:pPr>
-            <w:ins w:id="9041" w:author="Claude (AI) - proposed" w:date="2026-10-15T02:49:54Z">
+            <w:ins w:id="9041" w:author="Claude (AI) - proposed" w:date="2026-10-18T00:26:09Z">
               <w:r>
                 <w:rPr>
                   <w:rFonts w:ascii="Arial" w:cs="Arial" w:eastAsia="Arial" w:hAnsi="Arial"/>
@@ -3092,7 +3092,7 @@
               <w:spacing w:after="40" w:before="0"/>
               <w:jc w:val="left"/>
             </w:pPr>
-            <w:ins w:id="9042" w:author="Claude (AI) - proposed" w:date="2026-10-15T02:49:54Z">
+            <w:ins w:id="9042" w:author="Claude (AI) - proposed" w:date="2026-10-18T00:26:09Z">
               <w:r>
                 <w:rPr>
                   <w:rFonts w:ascii="Arial" w:cs="Arial" w:eastAsia="Arial" w:hAnsi="Arial"/>
@@ -3175,7 +3175,7 @@
               <w:spacing w:after="40" w:before="0"/>
               <w:jc w:val="left"/>
             </w:pPr>
-            <w:ins w:id="9043" w:author="Claude (AI) - proposed" w:date="2026-10-15T02:49:54Z">
+            <w:ins w:id="9043" w:author="Claude (AI) - proposed" w:date="2026-10-18T00:26:09Z">
               <w:r>
                 <w:rPr>
                   <w:rFonts w:ascii="Arial" w:cs="Arial" w:eastAsia="Arial" w:hAnsi="Arial"/>
@@ -3203,7 +3203,7 @@
               </w:rPr>
               <w:t xml:space="preserve">Explains clearly why a mosquito's liquid food and a human's mixed diet need different amounts of processing</w:t>
             </w:r>
-            <w:ins w:id="9044" w:author="Claude (AI) - proposed" w:date="2026-10-15T02:49:54Z">
+            <w:ins w:id="9044" w:author="Claude (AI) - proposed" w:date="2026-10-18T00:26:09Z">
               <w:r>
                 <w:rPr>
                   <w:rFonts w:ascii="Arial" w:cs="Arial" w:eastAsia="Arial" w:hAnsi="Arial"/>
@@ -3251,7 +3251,7 @@
               <w:spacing w:after="40" w:before="0"/>
               <w:jc w:val="left"/>
             </w:pPr>
-            <w:ins w:id="9045" w:author="Claude (AI) - proposed" w:date="2026-10-15T02:49:54Z">
+            <w:ins w:id="9045" w:author="Claude (AI) - proposed" w:date="2026-10-18T00:26:09Z">
               <w:r>
                 <w:rPr>
                   <w:rFonts w:ascii="Arial" w:cs="Arial" w:eastAsia="Arial" w:hAnsi="Arial"/>
@@ -3299,7 +3299,7 @@
               <w:spacing w:after="40" w:before="0"/>
               <w:jc w:val="left"/>
             </w:pPr>
-            <w:ins w:id="9046" w:author="Claude (AI) - proposed" w:date="2026-10-15T02:49:54Z">
+            <w:ins w:id="9046" w:author="Claude (AI) - proposed" w:date="2026-10-18T00:26:09Z">
               <w:r>
                 <w:rPr>
                   <w:rFonts w:ascii="Arial" w:cs="Arial" w:eastAsia="Arial" w:hAnsi="Arial"/>
@@ -3382,7 +3382,7 @@
               <w:spacing w:after="40" w:before="0"/>
               <w:jc w:val="left"/>
             </w:pPr>
-            <w:ins w:id="9047" w:author="Claude (AI) - proposed" w:date="2026-10-15T02:49:54Z">
+            <w:ins w:id="9047" w:author="Claude (AI) - proposed" w:date="2026-10-18T00:26:09Z">
               <w:r>
                 <w:rPr>
                   <w:rFonts w:ascii="Arial" w:cs="Arial" w:eastAsia="Arial" w:hAnsi="Arial"/>
@@ -3430,7 +3430,7 @@
               <w:spacing w:after="40" w:before="0"/>
               <w:jc w:val="left"/>
             </w:pPr>
-            <w:ins w:id="9048" w:author="Claude (AI) - proposed" w:date="2026-10-15T02:49:54Z">
+            <w:ins w:id="9048" w:author="Claude (AI) - proposed" w:date="2026-10-18T00:26:09Z">
               <w:r>
                 <w:rPr>
                   <w:rFonts w:ascii="Arial" w:cs="Arial" w:eastAsia="Arial" w:hAnsi="Arial"/>
@@ -3478,7 +3478,7 @@
               <w:spacing w:after="40" w:before="0"/>
               <w:jc w:val="left"/>
             </w:pPr>
-            <w:ins w:id="9049" w:author="Claude (AI) - proposed" w:date="2026-10-15T02:49:54Z">
+            <w:ins w:id="9049" w:author="Claude (AI) - proposed" w:date="2026-10-18T00:26:09Z">
               <w:r>
                 <w:rPr>
                   <w:rFonts w:ascii="Arial" w:cs="Arial" w:eastAsia="Arial" w:hAnsi="Arial"/>
@@ -3628,7 +3628,7 @@
         </w:rPr>
         <w:t xml:space="preserve">© 2026 SeaVuria and ARES. This work is licensed under a </w:t>
       </w:r>
-      <w:hyperlink w:history="1" r:id="rId5zuhyy_uskpwcikc5tmxm">
+      <w:hyperlink w:history="1" r:id="rId60a1twkak_hn50i14x_9m">
         <w:r>
           <w:rPr>
             <w:rFonts w:ascii="Arial" w:cs="Arial" w:eastAsia="Arial" w:hAnsi="Arial"/>
@@ -3648,7 +3648,7 @@
         </w:rPr>
         <w:t xml:space="preserve"> (</w:t>
       </w:r>
-      <w:hyperlink w:history="1" r:id="rIdhoeimums2i93p6ylpelsi">
+      <w:hyperlink w:history="1" r:id="rId5zlj-695epiwojogg7ufa">
         <w:r>
           <w:rPr>
             <w:rFonts w:ascii="Arial" w:cs="Arial" w:eastAsia="Arial" w:hAnsi="Arial"/>
@@ -3668,7 +3668,7 @@
         </w:rPr>
         <w:t xml:space="preserve">). To view a copy of this license, visit </w:t>
       </w:r>
-      <w:hyperlink w:history="1" r:id="rId0m8fcu6zzjyucihgdxbzb">
+      <w:hyperlink w:history="1" r:id="rIdo6xyorufk0qo1una8h8u6">
         <w:r>
           <w:rPr>
             <w:rFonts w:ascii="Arial" w:cs="Arial" w:eastAsia="Arial" w:hAnsi="Arial"/>
